--- a/simple/output/raw/docx_sections/NBD Data Team.docx
+++ b/simple/output/raw/docx_sections/NBD Data Team.docx
@@ -164,7 +164,23 @@
           <w:b/>
           <w:sz w:val="22"/>
         </w:rPr>
-        <w:t xml:space="preserve">I biucket reporting into categories. Basic to adhoc request. Not a great way for user to go and do that. Adhoc req bcuxz of sys limitattions. Reporting on complainace / BL for new systems. Next enforcement </w:t>
+        <w:t xml:space="preserve">I biucket reporting into categories. Basic to adhoc request. Not a great way for user to go and do that. Adhoc req </w:t>
+      </w:r>
+      <w:r>
+        <w:rPr>
+          <w:rFonts w:ascii="Aptos" w:hAnsi="Aptos"/>
+          <w:b/>
+          <w:sz w:val="22"/>
+        </w:rPr>
+        <w:t>because</w:t>
+      </w:r>
+      <w:r>
+        <w:rPr>
+          <w:rFonts w:ascii="Aptos" w:hAnsi="Aptos"/>
+          <w:b/>
+          <w:sz w:val="22"/>
+        </w:rPr>
+        <w:t xml:space="preserve"> of sys limitattions. Reporting on complainace / BL for new systems. Next enforcement </w:t>
       </w:r>
       <w:r>
         <w:rPr>
